--- a/Jenkins/Jenkins.docx
+++ b/Jenkins/Jenkins.docx
@@ -1,6 +1,6 @@
 
 <file path=word/document.xml><?xml version="1.0" encoding="utf-8"?>
-<w:document xmlns:wpc="http://schemas.microsoft.com/office/word/2010/wordprocessingCanvas" xmlns:mc="http://schemas.openxmlformats.org/markup-compatibility/2006" xmlns:o="urn:schemas-microsoft-com:office:office" xmlns:r="http://schemas.openxmlformats.org/officeDocument/2006/relationships" xmlns:m="http://schemas.openxmlformats.org/officeDocument/2006/math" xmlns:v="urn:schemas-microsoft-com:vml" xmlns:wp14="http://schemas.microsoft.com/office/word/2010/wordprocessingDrawing" xmlns:wp="http://schemas.openxmlformats.org/drawingml/2006/wordprocessingDrawing" xmlns:w10="urn:schemas-microsoft-com:office:word" xmlns:w="http://schemas.openxmlformats.org/wordprocessingml/2006/main" xmlns:w14="http://schemas.microsoft.com/office/word/2010/wordml" xmlns:w15="http://schemas.microsoft.com/office/word/2012/wordml" xmlns:wpg="http://schemas.microsoft.com/office/word/2010/wordprocessingGroup" xmlns:wpi="http://schemas.microsoft.com/office/word/2010/wordprocessingInk" xmlns:wne="http://schemas.microsoft.com/office/word/2006/wordml" xmlns:wps="http://schemas.microsoft.com/office/word/2010/wordprocessingShape" mc:Ignorable="w14 w15 wp14">
+<w:document xmlns:wpc="http://schemas.microsoft.com/office/word/2010/wordprocessingCanvas" xmlns:cx="http://schemas.microsoft.com/office/drawing/2014/chartex" xmlns:mc="http://schemas.openxmlformats.org/markup-compatibility/2006" xmlns:o="urn:schemas-microsoft-com:office:office" xmlns:r="http://schemas.openxmlformats.org/officeDocument/2006/relationships" xmlns:m="http://schemas.openxmlformats.org/officeDocument/2006/math" xmlns:v="urn:schemas-microsoft-com:vml" xmlns:wp14="http://schemas.microsoft.com/office/word/2010/wordprocessingDrawing" xmlns:wp="http://schemas.openxmlformats.org/drawingml/2006/wordprocessingDrawing" xmlns:w10="urn:schemas-microsoft-com:office:word" xmlns:w="http://schemas.openxmlformats.org/wordprocessingml/2006/main" xmlns:w14="http://schemas.microsoft.com/office/word/2010/wordml" xmlns:w15="http://schemas.microsoft.com/office/word/2012/wordml" xmlns:w16se="http://schemas.microsoft.com/office/word/2015/wordml/symex" xmlns:wpg="http://schemas.microsoft.com/office/word/2010/wordprocessingGroup" xmlns:wpi="http://schemas.microsoft.com/office/word/2010/wordprocessingInk" xmlns:wne="http://schemas.microsoft.com/office/word/2006/wordml" xmlns:wps="http://schemas.microsoft.com/office/word/2010/wordprocessingShape" mc:Ignorable="w14 w15 w16se wp14">
   <w:body>
     <w:p>
       <w:pPr>
@@ -69,6 +69,7 @@
         </w:rPr>
         <w:t xml:space="preserve">: </w:t>
       </w:r>
+      <w:proofErr w:type="spellStart"/>
       <w:r>
         <w:rPr>
           <w:b/>
@@ -76,12 +77,14 @@
         </w:rPr>
         <w:t>openjdk</w:t>
       </w:r>
+      <w:proofErr w:type="spellEnd"/>
       <w:r>
         <w:rPr>
           <w:b/>
         </w:rPr>
         <w:t>-8-</w:t>
       </w:r>
+      <w:proofErr w:type="spellStart"/>
       <w:r>
         <w:rPr>
           <w:b/>
@@ -89,6 +92,7 @@
         </w:rPr>
         <w:t>jreheadless</w:t>
       </w:r>
+      <w:proofErr w:type="spellEnd"/>
     </w:p>
     <w:p>
       <w:pPr>
@@ -215,28 +219,105 @@
           <w:lang w:val="en-US"/>
         </w:rPr>
       </w:pPr>
-      <w:r>
-        <w:rPr>
-          <w:lang w:val="en-US"/>
-        </w:rPr>
-        <w:t>ssh-keygen -t rsa -C "jenkins" -m PEM -P "" -f /var/lib/jenkins/.ssh/id_rsa</w:t>
-      </w:r>
-    </w:p>
-    <w:p>
-      <w:pPr>
-        <w:rPr>
-          <w:lang w:val="en-US"/>
-        </w:rPr>
-      </w:pPr>
-    </w:p>
-    <w:p>
-      <w:pPr>
-        <w:rPr>
-          <w:lang w:val="en-US"/>
-        </w:rPr>
-      </w:pPr>
-      <w:bookmarkStart w:id="0" w:name="_GoBack"/>
-      <w:bookmarkEnd w:id="0"/>
+      <w:proofErr w:type="spellStart"/>
+      <w:r>
+        <w:rPr>
+          <w:lang w:val="en-US"/>
+        </w:rPr>
+        <w:t>ssh-keygen</w:t>
+      </w:r>
+      <w:proofErr w:type="spellEnd"/>
+      <w:r>
+        <w:rPr>
+          <w:lang w:val="en-US"/>
+        </w:rPr>
+        <w:t xml:space="preserve"> -t </w:t>
+      </w:r>
+      <w:proofErr w:type="spellStart"/>
+      <w:r>
+        <w:rPr>
+          <w:lang w:val="en-US"/>
+        </w:rPr>
+        <w:t>rsa</w:t>
+      </w:r>
+      <w:proofErr w:type="spellEnd"/>
+      <w:r>
+        <w:rPr>
+          <w:lang w:val="en-US"/>
+        </w:rPr>
+        <w:t xml:space="preserve"> -C "</w:t>
+      </w:r>
+      <w:proofErr w:type="spellStart"/>
+      <w:r>
+        <w:rPr>
+          <w:lang w:val="en-US"/>
+        </w:rPr>
+        <w:t>jenkins</w:t>
+      </w:r>
+      <w:proofErr w:type="spellEnd"/>
+      <w:r>
+        <w:rPr>
+          <w:lang w:val="en-US"/>
+        </w:rPr>
+        <w:t>" -m PEM -P "" -f /</w:t>
+      </w:r>
+      <w:proofErr w:type="spellStart"/>
+      <w:r>
+        <w:rPr>
+          <w:lang w:val="en-US"/>
+        </w:rPr>
+        <w:t>var</w:t>
+      </w:r>
+      <w:proofErr w:type="spellEnd"/>
+      <w:r>
+        <w:rPr>
+          <w:lang w:val="en-US"/>
+        </w:rPr>
+        <w:t>/lib/</w:t>
+      </w:r>
+      <w:proofErr w:type="spellStart"/>
+      <w:r>
+        <w:rPr>
+          <w:lang w:val="en-US"/>
+        </w:rPr>
+        <w:t>jenkins</w:t>
+      </w:r>
+      <w:proofErr w:type="spellEnd"/>
+      <w:r>
+        <w:rPr>
+          <w:lang w:val="en-US"/>
+        </w:rPr>
+        <w:t>/.</w:t>
+      </w:r>
+      <w:proofErr w:type="spellStart"/>
+      <w:r>
+        <w:rPr>
+          <w:lang w:val="en-US"/>
+        </w:rPr>
+        <w:t>ssh</w:t>
+      </w:r>
+      <w:proofErr w:type="spellEnd"/>
+      <w:r>
+        <w:rPr>
+          <w:lang w:val="en-US"/>
+        </w:rPr>
+        <w:t>/</w:t>
+      </w:r>
+      <w:proofErr w:type="spellStart"/>
+      <w:r>
+        <w:rPr>
+          <w:lang w:val="en-US"/>
+        </w:rPr>
+        <w:t>id_rsa</w:t>
+      </w:r>
+      <w:proofErr w:type="spellEnd"/>
+    </w:p>
+    <w:p>
+      <w:pPr>
+        <w:rPr>
+          <w:lang w:val="en-US"/>
+        </w:rPr>
+      </w:pPr>
     </w:p>
     <w:p>
       <w:pPr>
@@ -305,6 +386,7 @@
           <w:lang w:val="en-US" w:eastAsia="ru-RU"/>
         </w:rPr>
       </w:pPr>
+      <w:proofErr w:type="spellStart"/>
       <w:r>
         <w:rPr>
           <w:rFonts w:ascii="Consolas" w:eastAsia="Times New Roman" w:hAnsi="Consolas" w:cs="Consolas"/>
@@ -314,8 +396,9 @@
           <w:bdr w:val="none" w:sz="0" w:space="0" w:color="auto" w:frame="1"/>
           <w:lang w:val="en-US" w:eastAsia="ru-RU"/>
         </w:rPr>
-        <w:t>ssh-copy-id -i /var/lib/jenkins/.ssh/id_rsa</w:t>
-      </w:r>
+        <w:t>ssh</w:t>
+      </w:r>
+      <w:proofErr w:type="spellEnd"/>
       <w:r>
         <w:rPr>
           <w:rFonts w:ascii="Consolas" w:eastAsia="Times New Roman" w:hAnsi="Consolas" w:cs="Consolas"/>
@@ -325,8 +408,9 @@
           <w:bdr w:val="none" w:sz="0" w:space="0" w:color="auto" w:frame="1"/>
           <w:lang w:val="en-US" w:eastAsia="ru-RU"/>
         </w:rPr>
-        <w:t>,pub</w:t>
-      </w:r>
+        <w:t>-copy-id -</w:t>
+      </w:r>
+      <w:proofErr w:type="spellStart"/>
       <w:r>
         <w:rPr>
           <w:rFonts w:ascii="Consolas" w:eastAsia="Times New Roman" w:hAnsi="Consolas" w:cs="Consolas"/>
@@ -336,8 +420,153 @@
           <w:bdr w:val="none" w:sz="0" w:space="0" w:color="auto" w:frame="1"/>
           <w:lang w:val="en-US" w:eastAsia="ru-RU"/>
         </w:rPr>
-        <w:t xml:space="preserve"> ubuntu@remoteserverip</w:t>
-      </w:r>
+        <w:t>i</w:t>
+      </w:r>
+      <w:proofErr w:type="spellEnd"/>
+      <w:r>
+        <w:rPr>
+          <w:rFonts w:ascii="Consolas" w:eastAsia="Times New Roman" w:hAnsi="Consolas" w:cs="Consolas"/>
+          <w:color w:val="242729"/>
+          <w:sz w:val="20"/>
+          <w:szCs w:val="20"/>
+          <w:bdr w:val="none" w:sz="0" w:space="0" w:color="auto" w:frame="1"/>
+          <w:lang w:val="en-US" w:eastAsia="ru-RU"/>
+        </w:rPr>
+        <w:t xml:space="preserve"> /</w:t>
+      </w:r>
+      <w:proofErr w:type="spellStart"/>
+      <w:r>
+        <w:rPr>
+          <w:rFonts w:ascii="Consolas" w:eastAsia="Times New Roman" w:hAnsi="Consolas" w:cs="Consolas"/>
+          <w:color w:val="242729"/>
+          <w:sz w:val="20"/>
+          <w:szCs w:val="20"/>
+          <w:bdr w:val="none" w:sz="0" w:space="0" w:color="auto" w:frame="1"/>
+          <w:lang w:val="en-US" w:eastAsia="ru-RU"/>
+        </w:rPr>
+        <w:t>var</w:t>
+      </w:r>
+      <w:proofErr w:type="spellEnd"/>
+      <w:r>
+        <w:rPr>
+          <w:rFonts w:ascii="Consolas" w:eastAsia="Times New Roman" w:hAnsi="Consolas" w:cs="Consolas"/>
+          <w:color w:val="242729"/>
+          <w:sz w:val="20"/>
+          <w:szCs w:val="20"/>
+          <w:bdr w:val="none" w:sz="0" w:space="0" w:color="auto" w:frame="1"/>
+          <w:lang w:val="en-US" w:eastAsia="ru-RU"/>
+        </w:rPr>
+        <w:t>/lib/</w:t>
+      </w:r>
+      <w:proofErr w:type="spellStart"/>
+      <w:r>
+        <w:rPr>
+          <w:rFonts w:ascii="Consolas" w:eastAsia="Times New Roman" w:hAnsi="Consolas" w:cs="Consolas"/>
+          <w:color w:val="242729"/>
+          <w:sz w:val="20"/>
+          <w:szCs w:val="20"/>
+          <w:bdr w:val="none" w:sz="0" w:space="0" w:color="auto" w:frame="1"/>
+          <w:lang w:val="en-US" w:eastAsia="ru-RU"/>
+        </w:rPr>
+        <w:t>jenkins</w:t>
+      </w:r>
+      <w:proofErr w:type="spellEnd"/>
+      <w:r>
+        <w:rPr>
+          <w:rFonts w:ascii="Consolas" w:eastAsia="Times New Roman" w:hAnsi="Consolas" w:cs="Consolas"/>
+          <w:color w:val="242729"/>
+          <w:sz w:val="20"/>
+          <w:szCs w:val="20"/>
+          <w:bdr w:val="none" w:sz="0" w:space="0" w:color="auto" w:frame="1"/>
+          <w:lang w:val="en-US" w:eastAsia="ru-RU"/>
+        </w:rPr>
+        <w:t>/.</w:t>
+      </w:r>
+      <w:proofErr w:type="spellStart"/>
+      <w:r>
+        <w:rPr>
+          <w:rFonts w:ascii="Consolas" w:eastAsia="Times New Roman" w:hAnsi="Consolas" w:cs="Consolas"/>
+          <w:color w:val="242729"/>
+          <w:sz w:val="20"/>
+          <w:szCs w:val="20"/>
+          <w:bdr w:val="none" w:sz="0" w:space="0" w:color="auto" w:frame="1"/>
+          <w:lang w:val="en-US" w:eastAsia="ru-RU"/>
+        </w:rPr>
+        <w:t>ssh</w:t>
+      </w:r>
+      <w:proofErr w:type="spellEnd"/>
+      <w:r>
+        <w:rPr>
+          <w:rFonts w:ascii="Consolas" w:eastAsia="Times New Roman" w:hAnsi="Consolas" w:cs="Consolas"/>
+          <w:color w:val="242729"/>
+          <w:sz w:val="20"/>
+          <w:szCs w:val="20"/>
+          <w:bdr w:val="none" w:sz="0" w:space="0" w:color="auto" w:frame="1"/>
+          <w:lang w:val="en-US" w:eastAsia="ru-RU"/>
+        </w:rPr>
+        <w:t>/</w:t>
+      </w:r>
+      <w:proofErr w:type="spellStart"/>
+      <w:r>
+        <w:rPr>
+          <w:rFonts w:ascii="Consolas" w:eastAsia="Times New Roman" w:hAnsi="Consolas" w:cs="Consolas"/>
+          <w:color w:val="242729"/>
+          <w:sz w:val="20"/>
+          <w:szCs w:val="20"/>
+          <w:bdr w:val="none" w:sz="0" w:space="0" w:color="auto" w:frame="1"/>
+          <w:lang w:val="en-US" w:eastAsia="ru-RU"/>
+        </w:rPr>
+        <w:t>id_</w:t>
+      </w:r>
+      <w:proofErr w:type="gramStart"/>
+      <w:r>
+        <w:rPr>
+          <w:rFonts w:ascii="Consolas" w:eastAsia="Times New Roman" w:hAnsi="Consolas" w:cs="Consolas"/>
+          <w:color w:val="242729"/>
+          <w:sz w:val="20"/>
+          <w:szCs w:val="20"/>
+          <w:bdr w:val="none" w:sz="0" w:space="0" w:color="auto" w:frame="1"/>
+          <w:lang w:val="en-US" w:eastAsia="ru-RU"/>
+        </w:rPr>
+        <w:t>rsa</w:t>
+      </w:r>
+      <w:r>
+        <w:rPr>
+          <w:rFonts w:ascii="Consolas" w:eastAsia="Times New Roman" w:hAnsi="Consolas" w:cs="Consolas"/>
+          <w:color w:val="242729"/>
+          <w:sz w:val="20"/>
+          <w:szCs w:val="20"/>
+          <w:bdr w:val="none" w:sz="0" w:space="0" w:color="auto" w:frame="1"/>
+          <w:lang w:val="en-US" w:eastAsia="ru-RU"/>
+        </w:rPr>
+        <w:t>,pub</w:t>
+      </w:r>
+      <w:proofErr w:type="spellEnd"/>
+      <w:proofErr w:type="gramEnd"/>
+      <w:r>
+        <w:rPr>
+          <w:rFonts w:ascii="Consolas" w:eastAsia="Times New Roman" w:hAnsi="Consolas" w:cs="Consolas"/>
+          <w:color w:val="242729"/>
+          <w:sz w:val="20"/>
+          <w:szCs w:val="20"/>
+          <w:bdr w:val="none" w:sz="0" w:space="0" w:color="auto" w:frame="1"/>
+          <w:lang w:val="en-US" w:eastAsia="ru-RU"/>
+        </w:rPr>
+        <w:t xml:space="preserve"> </w:t>
+      </w:r>
+      <w:proofErr w:type="spellStart"/>
+      <w:r>
+        <w:rPr>
+          <w:rFonts w:ascii="Consolas" w:eastAsia="Times New Roman" w:hAnsi="Consolas" w:cs="Consolas"/>
+          <w:color w:val="242729"/>
+          <w:sz w:val="20"/>
+          <w:szCs w:val="20"/>
+          <w:bdr w:val="none" w:sz="0" w:space="0" w:color="auto" w:frame="1"/>
+          <w:lang w:val="en-US" w:eastAsia="ru-RU"/>
+        </w:rPr>
+        <w:t>ubuntu@remoteserverip</w:t>
+      </w:r>
+      <w:proofErr w:type="spellEnd"/>
     </w:p>
     <w:p>
       <w:r>
@@ -359,10 +588,34 @@
         <w:t>сервера</w:t>
       </w:r>
       <w:r>
-        <w:t xml:space="preserve"> в настройках дженкинс/конф системы</w:t>
-      </w:r>
-      <w:r>
-        <w:t xml:space="preserve">, после этого можно послать билд по </w:t>
+        <w:t xml:space="preserve"> в настройках </w:t>
+      </w:r>
+      <w:proofErr w:type="spellStart"/>
+      <w:r>
+        <w:t>дженкинс</w:t>
+      </w:r>
+      <w:proofErr w:type="spellEnd"/>
+      <w:r>
+        <w:t>/</w:t>
+      </w:r>
+      <w:proofErr w:type="spellStart"/>
+      <w:r>
+        <w:t>конф</w:t>
+      </w:r>
+      <w:proofErr w:type="spellEnd"/>
+      <w:r>
+        <w:t xml:space="preserve"> системы</w:t>
+      </w:r>
+      <w:r>
+        <w:t xml:space="preserve">, после этого можно послать </w:t>
+      </w:r>
+      <w:proofErr w:type="spellStart"/>
+      <w:r>
+        <w:t>билд</w:t>
+      </w:r>
+      <w:proofErr w:type="spellEnd"/>
+      <w:r>
+        <w:t xml:space="preserve"> по </w:t>
       </w:r>
       <w:r>
         <w:rPr>
@@ -371,7 +624,15 @@
         <w:t>SSH</w:t>
       </w:r>
       <w:r>
-        <w:t xml:space="preserve"> (добавляются в настройках задачи внизу «послесборочные операции/</w:t>
+        <w:t xml:space="preserve"> (добавляются в настройках задачи внизу «</w:t>
+      </w:r>
+      <w:proofErr w:type="spellStart"/>
+      <w:r>
+        <w:t>послесборочные</w:t>
+      </w:r>
+      <w:proofErr w:type="spellEnd"/>
+      <w:r>
+        <w:t xml:space="preserve"> операции/</w:t>
       </w:r>
       <w:r>
         <w:rPr>
@@ -489,19 +750,33 @@
         <w:rPr>
           <w:lang w:val="en-US"/>
         </w:rPr>
-        <w:t>slaves (SSH Build Agents)</w:t>
-      </w:r>
-      <w:r>
-        <w:rPr>
-          <w:lang w:val="en-US"/>
-        </w:rPr>
-        <w:t xml:space="preserve"> </w:t>
-      </w:r>
-      <w:r>
-        <w:rPr>
-          <w:lang w:val="en-US"/>
-        </w:rPr>
-        <w:t xml:space="preserve">   </w:t>
+        <w:t xml:space="preserve">slaves (SSH Build </w:t>
+      </w:r>
+      <w:proofErr w:type="gramStart"/>
+      <w:r>
+        <w:rPr>
+          <w:lang w:val="en-US"/>
+        </w:rPr>
+        <w:t>Agents)</w:t>
+      </w:r>
+      <w:r>
+        <w:rPr>
+          <w:lang w:val="en-US"/>
+        </w:rPr>
+        <w:t xml:space="preserve"> </w:t>
+      </w:r>
+      <w:r>
+        <w:rPr>
+          <w:lang w:val="en-US"/>
+        </w:rPr>
+        <w:t xml:space="preserve">  </w:t>
+      </w:r>
+      <w:proofErr w:type="gramEnd"/>
+      <w:r>
+        <w:rPr>
+          <w:lang w:val="en-US"/>
+        </w:rPr>
+        <w:t xml:space="preserve"> </w:t>
       </w:r>
       <w:r>
         <w:t>добавляет</w:t>
@@ -697,44 +972,99 @@
       <w:r>
         <w:t>/</w:t>
       </w:r>
+      <w:proofErr w:type="spellStart"/>
       <w:r>
         <w:rPr>
           <w:lang w:val="en-US"/>
         </w:rPr>
         <w:t>ubuntu</w:t>
       </w:r>
+      <w:proofErr w:type="spellEnd"/>
       <w:r>
         <w:t>/</w:t>
       </w:r>
+      <w:proofErr w:type="spellStart"/>
       <w:r>
         <w:rPr>
           <w:lang w:val="en-US"/>
         </w:rPr>
         <w:t>jenkins</w:t>
       </w:r>
-    </w:p>
-    <w:p>
-      <w:pPr>
-        <w:rPr>
-          <w:lang w:val="en-US"/>
-        </w:rPr>
-      </w:pPr>
-      <w:r>
-        <w:rPr>
-          <w:lang w:val="en-US"/>
-        </w:rPr>
-        <w:t>chmod -R a+rwx /var/www/nextcloud/data/</w:t>
-      </w:r>
-    </w:p>
-    <w:p>
-      <w:pPr>
-        <w:rPr>
-          <w:lang w:val="en-US"/>
-        </w:rPr>
-      </w:pPr>
-    </w:p>
-    <w:p>
-      <w:r>
+      <w:proofErr w:type="spellEnd"/>
+    </w:p>
+    <w:p>
+      <w:pPr>
+        <w:rPr>
+          <w:lang w:val="en-US"/>
+        </w:rPr>
+      </w:pPr>
+      <w:proofErr w:type="spellStart"/>
+      <w:r>
+        <w:rPr>
+          <w:lang w:val="en-US"/>
+        </w:rPr>
+        <w:t>chmod</w:t>
+      </w:r>
+      <w:proofErr w:type="spellEnd"/>
+      <w:r>
+        <w:rPr>
+          <w:lang w:val="en-US"/>
+        </w:rPr>
+        <w:t xml:space="preserve"> -R </w:t>
+      </w:r>
+      <w:proofErr w:type="spellStart"/>
+      <w:r>
+        <w:rPr>
+          <w:lang w:val="en-US"/>
+        </w:rPr>
+        <w:t>a+rwx</w:t>
+      </w:r>
+      <w:proofErr w:type="spellEnd"/>
+      <w:r>
+        <w:rPr>
+          <w:lang w:val="en-US"/>
+        </w:rPr>
+        <w:t xml:space="preserve"> /</w:t>
+      </w:r>
+      <w:proofErr w:type="spellStart"/>
+      <w:r>
+        <w:rPr>
+          <w:lang w:val="en-US"/>
+        </w:rPr>
+        <w:t>var</w:t>
+      </w:r>
+      <w:proofErr w:type="spellEnd"/>
+      <w:r>
+        <w:rPr>
+          <w:lang w:val="en-US"/>
+        </w:rPr>
+        <w:t>/www/</w:t>
+      </w:r>
+      <w:proofErr w:type="spellStart"/>
+      <w:r>
+        <w:rPr>
+          <w:lang w:val="en-US"/>
+        </w:rPr>
+        <w:t>nextcloud</w:t>
+      </w:r>
+      <w:proofErr w:type="spellEnd"/>
+      <w:r>
+        <w:rPr>
+          <w:lang w:val="en-US"/>
+        </w:rPr>
+        <w:t>/data/</w:t>
+      </w:r>
+    </w:p>
+    <w:p>
+      <w:pPr>
+        <w:rPr>
+          <w:lang w:val="en-US"/>
+        </w:rPr>
+      </w:pPr>
+    </w:p>
+    <w:p>
+      <w:r>
+        <w:lastRenderedPageBreak/>
         <w:t xml:space="preserve">Добавление </w:t>
       </w:r>
       <w:r>
@@ -798,7 +1128,15 @@
     </w:p>
     <w:p>
       <w:r>
-        <w:t>Указание на каких слейвах запускать задачу, в настройках задачи:</w:t>
+        <w:t xml:space="preserve">Указание на каких </w:t>
+      </w:r>
+      <w:proofErr w:type="spellStart"/>
+      <w:r>
+        <w:t>слейвах</w:t>
+      </w:r>
+      <w:proofErr w:type="spellEnd"/>
+      <w:r>
+        <w:t xml:space="preserve"> запускать задачу, в настройках задачи:</w:t>
       </w:r>
     </w:p>
     <w:p>
@@ -876,8 +1214,42 @@
           <w:sz w:val="24"/>
           <w:szCs w:val="24"/>
         </w:rPr>
-        <w:t>Удалённое и локальное управление через Jenkins CLI Client</w:t>
-      </w:r>
+        <w:t xml:space="preserve">Удалённое и локальное управление через </w:t>
+      </w:r>
+      <w:proofErr w:type="spellStart"/>
+      <w:r>
+        <w:rPr>
+          <w:rFonts w:ascii="Segoe UI" w:hAnsi="Segoe UI" w:cs="Segoe UI"/>
+          <w:b/>
+          <w:color w:val="000000"/>
+          <w:sz w:val="24"/>
+          <w:szCs w:val="24"/>
+        </w:rPr>
+        <w:t>Jenkins</w:t>
+      </w:r>
+      <w:proofErr w:type="spellEnd"/>
+      <w:r>
+        <w:rPr>
+          <w:rFonts w:ascii="Segoe UI" w:hAnsi="Segoe UI" w:cs="Segoe UI"/>
+          <w:b/>
+          <w:color w:val="000000"/>
+          <w:sz w:val="24"/>
+          <w:szCs w:val="24"/>
+        </w:rPr>
+        <w:t xml:space="preserve"> CLI </w:t>
+      </w:r>
+      <w:proofErr w:type="spellStart"/>
+      <w:r>
+        <w:rPr>
+          <w:rFonts w:ascii="Segoe UI" w:hAnsi="Segoe UI" w:cs="Segoe UI"/>
+          <w:b/>
+          <w:color w:val="000000"/>
+          <w:sz w:val="24"/>
+          <w:szCs w:val="24"/>
+        </w:rPr>
+        <w:t>Client</w:t>
+      </w:r>
+      <w:proofErr w:type="spellEnd"/>
     </w:p>
     <w:p/>
     <w:p>
@@ -932,12 +1304,14 @@
       <w:r>
         <w:t xml:space="preserve">в терминале через </w:t>
       </w:r>
+      <w:proofErr w:type="spellStart"/>
       <w:r>
         <w:rPr>
           <w:lang w:val="en-US"/>
         </w:rPr>
         <w:t>wget</w:t>
       </w:r>
+      <w:proofErr w:type="spellEnd"/>
     </w:p>
     <w:p>
       <w:pPr>
@@ -971,12 +1345,14 @@
       <w:r>
         <w:t xml:space="preserve"> </w:t>
       </w:r>
+      <w:proofErr w:type="spellStart"/>
       <w:r>
         <w:rPr>
           <w:lang w:val="en-US"/>
         </w:rPr>
         <w:t>jenkins</w:t>
       </w:r>
+      <w:proofErr w:type="spellEnd"/>
       <w:r>
         <w:t>-</w:t>
       </w:r>
@@ -998,15 +1374,19 @@
       <w:r>
         <w:t xml:space="preserve"> –</w:t>
       </w:r>
+      <w:proofErr w:type="spellStart"/>
       <w:r>
         <w:rPr>
           <w:lang w:val="en-US"/>
         </w:rPr>
         <w:t>auth</w:t>
       </w:r>
-      <w:r>
-        <w:t xml:space="preserve"> </w:t>
-      </w:r>
+      <w:proofErr w:type="spellEnd"/>
+      <w:r>
+        <w:t xml:space="preserve"> </w:t>
+      </w:r>
+      <w:proofErr w:type="spellStart"/>
+      <w:proofErr w:type="gramStart"/>
       <w:r>
         <w:t>пользователь</w:t>
       </w:r>
@@ -1016,6 +1396,8 @@
       <w:r>
         <w:t>пароль</w:t>
       </w:r>
+      <w:proofErr w:type="spellEnd"/>
+      <w:proofErr w:type="gramEnd"/>
       <w:r>
         <w:t xml:space="preserve"> -</w:t>
       </w:r>
@@ -1064,12 +1446,14 @@
       <w:r>
         <w:t>-</w:t>
       </w:r>
+      <w:proofErr w:type="spellStart"/>
       <w:r>
         <w:rPr>
           <w:lang w:val="en-US"/>
         </w:rPr>
         <w:t>i</w:t>
       </w:r>
+      <w:proofErr w:type="spellEnd"/>
     </w:p>
     <w:p>
       <w:pPr>
@@ -1081,13 +1465,40 @@
         <w:rPr>
           <w:i/>
         </w:rPr>
-        <w:t>Вход через токен:</w:t>
-      </w:r>
-    </w:p>
-    <w:p>
+        <w:t xml:space="preserve">Вход через </w:t>
+      </w:r>
+      <w:proofErr w:type="spellStart"/>
+      <w:r>
+        <w:rPr>
+          <w:i/>
+        </w:rPr>
+        <w:t>токен</w:t>
+      </w:r>
+      <w:proofErr w:type="spellEnd"/>
+      <w:r>
+        <w:rPr>
+          <w:i/>
+        </w:rPr>
+        <w:t>:</w:t>
+      </w:r>
+    </w:p>
+    <w:p>
+      <w:proofErr w:type="spellStart"/>
       <w:r>
         <w:lastRenderedPageBreak/>
-        <w:t>Залогинится под нужным юзеров на сайт, в настройках/упр. Пользователями/настройка юзера/</w:t>
+        <w:t>Залогинится</w:t>
+      </w:r>
+      <w:proofErr w:type="spellEnd"/>
+      <w:r>
+        <w:t xml:space="preserve"> </w:t>
+      </w:r>
+      <w:proofErr w:type="gramStart"/>
+      <w:r>
+        <w:t>под нужным юзеров</w:t>
+      </w:r>
+      <w:proofErr w:type="gramEnd"/>
+      <w:r>
+        <w:t xml:space="preserve"> на сайт, в настройках/упр. Пользователями/настройка юзера/</w:t>
       </w:r>
       <w:r>
         <w:rPr>
@@ -1129,7 +1540,15 @@
         <w:t xml:space="preserve"> </w:t>
       </w:r>
       <w:r>
-        <w:t>и скопровать в буфер</w:t>
+        <w:t xml:space="preserve">и </w:t>
+      </w:r>
+      <w:proofErr w:type="spellStart"/>
+      <w:r>
+        <w:t>скопровать</w:t>
+      </w:r>
+      <w:proofErr w:type="spellEnd"/>
+      <w:r>
+        <w:t xml:space="preserve"> в буфер</w:t>
       </w:r>
     </w:p>
     <w:p>
@@ -1171,12 +1590,21 @@
         </w:rPr>
         <w:t>–</w:t>
       </w:r>
-      <w:r>
-        <w:rPr>
-          <w:lang w:val="en-US"/>
-        </w:rPr>
-        <w:t xml:space="preserve">auth </w:t>
-      </w:r>
+      <w:proofErr w:type="spellStart"/>
+      <w:r>
+        <w:rPr>
+          <w:lang w:val="en-US"/>
+        </w:rPr>
+        <w:t>auth</w:t>
+      </w:r>
+      <w:proofErr w:type="spellEnd"/>
+      <w:r>
+        <w:rPr>
+          <w:lang w:val="en-US"/>
+        </w:rPr>
+        <w:t xml:space="preserve"> </w:t>
+      </w:r>
+      <w:proofErr w:type="gramStart"/>
       <w:r>
         <w:t>пользователь</w:t>
       </w:r>
@@ -1186,15 +1614,26 @@
         </w:rPr>
         <w:t>:</w:t>
       </w:r>
+      <w:proofErr w:type="spellStart"/>
       <w:r>
         <w:t>токен</w:t>
       </w:r>
-      <w:r>
-        <w:rPr>
-          <w:lang w:val="en-US"/>
-        </w:rPr>
-        <w:t xml:space="preserve"> -s http://localhost:8080 who-am-i</w:t>
-      </w:r>
+      <w:proofErr w:type="spellEnd"/>
+      <w:proofErr w:type="gramEnd"/>
+      <w:r>
+        <w:rPr>
+          <w:lang w:val="en-US"/>
+        </w:rPr>
+        <w:t xml:space="preserve"> -s http://localhost:8080 who-am-</w:t>
+      </w:r>
+      <w:proofErr w:type="spellStart"/>
+      <w:r>
+        <w:rPr>
+          <w:lang w:val="en-US"/>
+        </w:rPr>
+        <w:t>i</w:t>
+      </w:r>
+      <w:proofErr w:type="spellEnd"/>
     </w:p>
     <w:p>
       <w:pPr>
@@ -1281,9 +1720,11 @@
         </w:rPr>
         <w:t>export JENKINS_API_TOKEN=</w:t>
       </w:r>
+      <w:proofErr w:type="spellStart"/>
       <w:r>
         <w:t>токен</w:t>
       </w:r>
+      <w:proofErr w:type="spellEnd"/>
     </w:p>
     <w:p>
       <w:r>
@@ -1300,19 +1741,34 @@
         <w:rPr>
           <w:lang w:val="en-US"/>
         </w:rPr>
-        <w:t>java -jar jenkins-cli.jar -s http://localhost:8080 who-am-i</w:t>
-      </w:r>
-    </w:p>
-    <w:p>
-      <w:r>
-        <w:t xml:space="preserve">таже команда с другого терминала при скачанном </w:t>
-      </w:r>
+        <w:t>java -jar jenkins-cli.jar -s http://localhost:8080 who-am-</w:t>
+      </w:r>
+      <w:proofErr w:type="spellStart"/>
+      <w:r>
+        <w:rPr>
+          <w:lang w:val="en-US"/>
+        </w:rPr>
+        <w:t>i</w:t>
+      </w:r>
+      <w:proofErr w:type="spellEnd"/>
+    </w:p>
+    <w:p>
+      <w:proofErr w:type="spellStart"/>
+      <w:r>
+        <w:t>таже</w:t>
+      </w:r>
+      <w:proofErr w:type="spellEnd"/>
+      <w:r>
+        <w:t xml:space="preserve"> команда с другого терминала при скачанном </w:t>
+      </w:r>
+      <w:proofErr w:type="spellStart"/>
       <w:r>
         <w:rPr>
           <w:lang w:val="en-US"/>
         </w:rPr>
         <w:t>jenkins</w:t>
       </w:r>
+      <w:proofErr w:type="spellEnd"/>
       <w:r>
         <w:t>-</w:t>
       </w:r>
@@ -1334,12 +1790,14 @@
       <w:r>
         <w:t xml:space="preserve"> с </w:t>
       </w:r>
+      <w:proofErr w:type="spellStart"/>
       <w:r>
         <w:rPr>
           <w:lang w:val="en-US"/>
         </w:rPr>
         <w:t>ip</w:t>
       </w:r>
+      <w:proofErr w:type="spellEnd"/>
       <w:r>
         <w:t xml:space="preserve"> </w:t>
       </w:r>
@@ -1378,11 +1836,25 @@
         <w:rPr>
           <w:i/>
         </w:rPr>
-        <w:t xml:space="preserve">например скопировать джоб в </w:t>
-      </w:r>
+        <w:t xml:space="preserve">например скопировать </w:t>
+      </w:r>
+      <w:proofErr w:type="spellStart"/>
       <w:r>
         <w:rPr>
           <w:i/>
+        </w:rPr>
+        <w:t>джоб</w:t>
+      </w:r>
+      <w:proofErr w:type="spellEnd"/>
+      <w:r>
+        <w:rPr>
+          <w:i/>
+        </w:rPr>
+        <w:t xml:space="preserve"> в </w:t>
+      </w:r>
+      <w:r>
+        <w:rPr>
+          <w:i/>
           <w:lang w:val="en-US"/>
         </w:rPr>
         <w:t>XML</w:t>
@@ -1412,6 +1884,7 @@
         </w:rPr>
         <w:t>-</w:t>
       </w:r>
+      <w:proofErr w:type="gramStart"/>
       <w:r>
         <w:rPr>
           <w:i/>
@@ -1425,19 +1898,35 @@
         </w:rPr>
         <w:t xml:space="preserve"> :</w:t>
       </w:r>
-    </w:p>
-    <w:p>
-      <w:pPr>
-        <w:rPr>
-          <w:lang w:val="en-US"/>
-        </w:rPr>
-      </w:pPr>
-      <w:r>
-        <w:rPr>
-          <w:lang w:val="en-US"/>
-        </w:rPr>
-        <w:t xml:space="preserve">java -jar jenkins-cli.jar -auth </w:t>
-      </w:r>
+      <w:proofErr w:type="gramEnd"/>
+    </w:p>
+    <w:p>
+      <w:pPr>
+        <w:rPr>
+          <w:lang w:val="en-US"/>
+        </w:rPr>
+      </w:pPr>
+      <w:r>
+        <w:rPr>
+          <w:lang w:val="en-US"/>
+        </w:rPr>
+        <w:t>java -jar jenkins-cli.jar -</w:t>
+      </w:r>
+      <w:proofErr w:type="spellStart"/>
+      <w:r>
+        <w:rPr>
+          <w:lang w:val="en-US"/>
+        </w:rPr>
+        <w:t>auth</w:t>
+      </w:r>
+      <w:proofErr w:type="spellEnd"/>
+      <w:r>
+        <w:rPr>
+          <w:lang w:val="en-US"/>
+        </w:rPr>
+        <w:t xml:space="preserve"> </w:t>
+      </w:r>
+      <w:proofErr w:type="gramStart"/>
       <w:r>
         <w:t>логин</w:t>
       </w:r>
@@ -1450,6 +1939,7 @@
       <w:r>
         <w:t>пароль</w:t>
       </w:r>
+      <w:proofErr w:type="gramEnd"/>
       <w:r>
         <w:rPr>
           <w:lang w:val="en-US"/>
@@ -1482,6 +1972,7 @@
         </w:rPr>
         <w:t>_</w:t>
       </w:r>
+      <w:proofErr w:type="gramStart"/>
       <w:r>
         <w:rPr>
           <w:i/>
@@ -1495,19 +1986,35 @@
         </w:rPr>
         <w:t xml:space="preserve"> :</w:t>
       </w:r>
-    </w:p>
-    <w:p>
-      <w:pPr>
-        <w:rPr>
-          <w:lang w:val="en-US"/>
-        </w:rPr>
-      </w:pPr>
-      <w:r>
-        <w:rPr>
-          <w:lang w:val="en-US"/>
-        </w:rPr>
-        <w:t xml:space="preserve">java -jar jenkins-cli.jar -auth </w:t>
-      </w:r>
+      <w:proofErr w:type="gramEnd"/>
+    </w:p>
+    <w:p>
+      <w:pPr>
+        <w:rPr>
+          <w:lang w:val="en-US"/>
+        </w:rPr>
+      </w:pPr>
+      <w:r>
+        <w:rPr>
+          <w:lang w:val="en-US"/>
+        </w:rPr>
+        <w:t>java -jar jenkins-cli.jar -</w:t>
+      </w:r>
+      <w:proofErr w:type="spellStart"/>
+      <w:r>
+        <w:rPr>
+          <w:lang w:val="en-US"/>
+        </w:rPr>
+        <w:t>auth</w:t>
+      </w:r>
+      <w:proofErr w:type="spellEnd"/>
+      <w:r>
+        <w:rPr>
+          <w:lang w:val="en-US"/>
+        </w:rPr>
+        <w:t xml:space="preserve"> </w:t>
+      </w:r>
+      <w:proofErr w:type="gramStart"/>
       <w:r>
         <w:t>логин</w:t>
       </w:r>
@@ -1520,11 +2027,26 @@
       <w:r>
         <w:t>пароль</w:t>
       </w:r>
-      <w:r>
-        <w:rPr>
-          <w:lang w:val="en-US"/>
-        </w:rPr>
-        <w:t xml:space="preserve"> -s http://192.168.0.140:8080/ create-job JobFromXML &lt; myjob.xml</w:t>
+      <w:proofErr w:type="gramEnd"/>
+      <w:r>
+        <w:rPr>
+          <w:lang w:val="en-US"/>
+        </w:rPr>
+        <w:t xml:space="preserve"> -s http://192.168.0.140:8080/ create-job </w:t>
+      </w:r>
+      <w:proofErr w:type="spellStart"/>
+      <w:r>
+        <w:rPr>
+          <w:lang w:val="en-US"/>
+        </w:rPr>
+        <w:t>JobFromXML</w:t>
+      </w:r>
+      <w:proofErr w:type="spellEnd"/>
+      <w:r>
+        <w:rPr>
+          <w:lang w:val="en-US"/>
+        </w:rPr>
+        <w:t xml:space="preserve"> &lt; myjob.xml</w:t>
       </w:r>
     </w:p>
     <w:p>
@@ -1549,14 +2071,34 @@
           <w:color w:val="000000"/>
         </w:rPr>
       </w:pPr>
-      <w:r>
-        <w:rPr>
-          <w:rFonts w:ascii="Segoe UI" w:hAnsi="Segoe UI" w:cs="Segoe UI"/>
-          <w:b/>
-          <w:color w:val="000000"/>
-        </w:rPr>
-        <w:t>Deployment из GitHub</w:t>
-      </w:r>
+      <w:proofErr w:type="spellStart"/>
+      <w:r>
+        <w:rPr>
+          <w:rFonts w:ascii="Segoe UI" w:hAnsi="Segoe UI" w:cs="Segoe UI"/>
+          <w:b/>
+          <w:color w:val="000000"/>
+        </w:rPr>
+        <w:t>Deployment</w:t>
+      </w:r>
+      <w:proofErr w:type="spellEnd"/>
+      <w:r>
+        <w:rPr>
+          <w:rFonts w:ascii="Segoe UI" w:hAnsi="Segoe UI" w:cs="Segoe UI"/>
+          <w:b/>
+          <w:color w:val="000000"/>
+        </w:rPr>
+        <w:t xml:space="preserve"> из </w:t>
+      </w:r>
+      <w:proofErr w:type="spellStart"/>
+      <w:r>
+        <w:rPr>
+          <w:rFonts w:ascii="Segoe UI" w:hAnsi="Segoe UI" w:cs="Segoe UI"/>
+          <w:b/>
+          <w:color w:val="000000"/>
+        </w:rPr>
+        <w:t>GitHub</w:t>
+      </w:r>
+      <w:proofErr w:type="spellEnd"/>
     </w:p>
     <w:p>
       <w:pPr>
@@ -1658,6 +2200,7 @@
       <w:r>
         <w:t xml:space="preserve"> из </w:t>
       </w:r>
+      <w:proofErr w:type="gramStart"/>
       <w:r>
         <w:rPr>
           <w:lang w:val="en-US"/>
@@ -1668,8 +2211,13 @@
         <w:t xml:space="preserve"> </w:t>
       </w:r>
       <w:r>
-        <w:t xml:space="preserve"> в </w:t>
-      </w:r>
+        <w:t xml:space="preserve"> в</w:t>
+      </w:r>
+      <w:proofErr w:type="gramEnd"/>
+      <w:r>
+        <w:t xml:space="preserve"> </w:t>
+      </w:r>
+      <w:proofErr w:type="spellStart"/>
       <w:r>
         <w:rPr>
           <w:lang w:val="en-US"/>
@@ -1682,16 +2230,38 @@
         </w:rPr>
         <w:t>ithub</w:t>
       </w:r>
-      <w:r>
-        <w:t xml:space="preserve"> </w:t>
-      </w:r>
-      <w:r>
-        <w:t>файл который надо задеплоить через дженкинс</w:t>
-      </w:r>
-    </w:p>
-    <w:p>
-      <w:r>
-        <w:t xml:space="preserve">В настройках джоба в разделе </w:t>
+      <w:proofErr w:type="spellEnd"/>
+      <w:r>
+        <w:t xml:space="preserve"> </w:t>
+      </w:r>
+      <w:r>
+        <w:t xml:space="preserve">файл который надо </w:t>
+      </w:r>
+      <w:proofErr w:type="spellStart"/>
+      <w:r>
+        <w:t>задеплоить</w:t>
+      </w:r>
+      <w:proofErr w:type="spellEnd"/>
+      <w:r>
+        <w:t xml:space="preserve"> через </w:t>
+      </w:r>
+      <w:proofErr w:type="spellStart"/>
+      <w:r>
+        <w:t>дженкинс</w:t>
+      </w:r>
+      <w:proofErr w:type="spellEnd"/>
+    </w:p>
+    <w:p>
+      <w:r>
+        <w:t xml:space="preserve">В настройках </w:t>
+      </w:r>
+      <w:proofErr w:type="spellStart"/>
+      <w:r>
+        <w:t>джоба</w:t>
+      </w:r>
+      <w:proofErr w:type="spellEnd"/>
+      <w:r>
+        <w:t xml:space="preserve"> в разделе </w:t>
       </w:r>
       <w:r>
         <w:rPr>
@@ -1712,14 +2282,24 @@
         <w:t xml:space="preserve"> (</w:t>
       </w:r>
       <w:r>
-        <w:t xml:space="preserve">надо устнавить плагин </w:t>
-      </w:r>
+        <w:t xml:space="preserve">надо </w:t>
+      </w:r>
+      <w:proofErr w:type="spellStart"/>
+      <w:r>
+        <w:t>устнавить</w:t>
+      </w:r>
+      <w:proofErr w:type="spellEnd"/>
+      <w:r>
+        <w:t xml:space="preserve"> плагин </w:t>
+      </w:r>
+      <w:proofErr w:type="spellStart"/>
       <w:r>
         <w:rPr>
           <w:lang w:val="en-US"/>
         </w:rPr>
         <w:t>git</w:t>
       </w:r>
+      <w:proofErr w:type="spellEnd"/>
       <w:r>
         <w:t xml:space="preserve"> </w:t>
       </w:r>
@@ -1781,21 +2361,25 @@
       <w:r>
         <w:t xml:space="preserve">добавляем публичный ключ </w:t>
       </w:r>
+      <w:proofErr w:type="spellStart"/>
       <w:r>
         <w:rPr>
           <w:lang w:val="en-US"/>
         </w:rPr>
         <w:t>jenkins</w:t>
       </w:r>
+      <w:proofErr w:type="spellEnd"/>
       <w:r>
         <w:t xml:space="preserve">, в самом </w:t>
       </w:r>
+      <w:proofErr w:type="spellStart"/>
       <w:r>
         <w:rPr>
           <w:lang w:val="en-US"/>
         </w:rPr>
         <w:t>jenkins</w:t>
       </w:r>
+      <w:proofErr w:type="spellEnd"/>
       <w:r>
         <w:t xml:space="preserve"> </w:t>
       </w:r>
@@ -1805,7 +2389,15 @@
     </w:p>
     <w:p>
       <w:r>
-        <w:t xml:space="preserve">Теперь джоб будет идти в </w:t>
+        <w:t xml:space="preserve">Теперь </w:t>
+      </w:r>
+      <w:proofErr w:type="spellStart"/>
+      <w:r>
+        <w:t>джоб</w:t>
+      </w:r>
+      <w:proofErr w:type="spellEnd"/>
+      <w:r>
+        <w:t xml:space="preserve"> будет идти в </w:t>
       </w:r>
       <w:r>
         <w:rPr>
@@ -1823,8 +2415,13 @@
         <w:t xml:space="preserve"> весь</w:t>
       </w:r>
       <w:r>
-        <w:t xml:space="preserve"> указанный репозиторий</w:t>
-      </w:r>
+        <w:t xml:space="preserve"> указанный </w:t>
+      </w:r>
+      <w:proofErr w:type="spellStart"/>
+      <w:r>
+        <w:t>репозиторий</w:t>
+      </w:r>
+      <w:proofErr w:type="spellEnd"/>
     </w:p>
     <w:p/>
     <w:p>
@@ -2000,7 +2597,15 @@
         <w:t xml:space="preserve">, </w:t>
       </w:r>
       <w:r>
-        <w:t>ввести токен для генерации ссылки</w:t>
+        <w:t xml:space="preserve">ввести </w:t>
+      </w:r>
+      <w:proofErr w:type="spellStart"/>
+      <w:r>
+        <w:t>токен</w:t>
+      </w:r>
+      <w:proofErr w:type="spellEnd"/>
+      <w:r>
+        <w:t xml:space="preserve"> для генерации ссылки</w:t>
       </w:r>
     </w:p>
     <w:p>
@@ -2043,7 +2648,31 @@
           <w:szCs w:val="21"/>
           <w:lang w:val="en-US"/>
         </w:rPr>
-        <w:t>/job/Auto%20trigger%20JOB/build?token=</w:t>
+        <w:t>/job/Auto%20trigger%20JOB/</w:t>
+      </w:r>
+      <w:proofErr w:type="spellStart"/>
+      <w:proofErr w:type="gramStart"/>
+      <w:r>
+        <w:rPr>
+          <w:rFonts w:ascii="Segoe UI" w:hAnsi="Segoe UI" w:cs="Segoe UI"/>
+          <w:color w:val="333333"/>
+          <w:sz w:val="21"/>
+          <w:szCs w:val="21"/>
+          <w:lang w:val="en-US"/>
+        </w:rPr>
+        <w:t>build?token</w:t>
+      </w:r>
+      <w:proofErr w:type="spellEnd"/>
+      <w:proofErr w:type="gramEnd"/>
+      <w:r>
+        <w:rPr>
+          <w:rFonts w:ascii="Segoe UI" w:hAnsi="Segoe UI" w:cs="Segoe UI"/>
+          <w:color w:val="333333"/>
+          <w:sz w:val="21"/>
+          <w:szCs w:val="21"/>
+          <w:lang w:val="en-US"/>
+        </w:rPr>
+        <w:t>=</w:t>
       </w:r>
       <w:r>
         <w:rPr>
@@ -2072,11 +2701,19 @@
         </w:rPr>
         <w:t xml:space="preserve"> </w:t>
       </w:r>
-      <w:r>
-        <w:rPr>
-          <w:lang w:val="en-US"/>
-        </w:rPr>
-        <w:t xml:space="preserve">genkins_url </w:t>
+      <w:proofErr w:type="spellStart"/>
+      <w:r>
+        <w:rPr>
+          <w:lang w:val="en-US"/>
+        </w:rPr>
+        <w:t>genkins_url</w:t>
+      </w:r>
+      <w:proofErr w:type="spellEnd"/>
+      <w:r>
+        <w:rPr>
+          <w:lang w:val="en-US"/>
+        </w:rPr>
+        <w:t xml:space="preserve"> </w:t>
       </w:r>
       <w:r>
         <w:t>и</w:t>
@@ -2087,12 +2724,14 @@
         </w:rPr>
         <w:t xml:space="preserve"> </w:t>
       </w:r>
+      <w:proofErr w:type="spellStart"/>
       <w:r>
         <w:rPr>
           <w:lang w:val="en-US"/>
         </w:rPr>
         <w:t>token_name</w:t>
       </w:r>
+      <w:proofErr w:type="spellEnd"/>
     </w:p>
     <w:p>
       <w:pPr>
@@ -2122,8 +2761,21 @@
     </w:p>
     <w:p>
       <w:r>
-        <w:t>Указываем после какого джоба запуститься этот джоб</w:t>
-      </w:r>
+        <w:t xml:space="preserve">Указываем после какого </w:t>
+      </w:r>
+      <w:proofErr w:type="spellStart"/>
+      <w:r>
+        <w:t>джоба</w:t>
+      </w:r>
+      <w:proofErr w:type="spellEnd"/>
+      <w:r>
+        <w:t xml:space="preserve"> запуститься этот </w:t>
+      </w:r>
+      <w:proofErr w:type="spellStart"/>
+      <w:r>
+        <w:t>джоб</w:t>
+      </w:r>
+      <w:proofErr w:type="spellEnd"/>
     </w:p>
     <w:p>
       <w:pPr>
@@ -2154,7 +2806,15 @@
         <w:t>H</w:t>
       </w:r>
       <w:r>
-        <w:t xml:space="preserve">/15 * * * *  - </w:t>
+        <w:t xml:space="preserve">/15 * * * </w:t>
+      </w:r>
+      <w:proofErr w:type="gramStart"/>
+      <w:r>
+        <w:t>*  -</w:t>
+      </w:r>
+      <w:proofErr w:type="gramEnd"/>
+      <w:r>
+        <w:t xml:space="preserve"> </w:t>
       </w:r>
       <w:r>
         <w:t>запускать каждые 15 мин</w:t>
@@ -2227,8 +2887,29 @@
         <w:t>Установить время проверки</w:t>
       </w:r>
       <w:r>
-        <w:t>, при изменении в коммите гитхаб, произойдет запуск джоба</w:t>
-      </w:r>
+        <w:t xml:space="preserve">, при изменении в </w:t>
+      </w:r>
+      <w:proofErr w:type="spellStart"/>
+      <w:r>
+        <w:t>коммите</w:t>
+      </w:r>
+      <w:proofErr w:type="spellEnd"/>
+      <w:r>
+        <w:t xml:space="preserve"> </w:t>
+      </w:r>
+      <w:proofErr w:type="spellStart"/>
+      <w:r>
+        <w:t>гитхаб</w:t>
+      </w:r>
+      <w:proofErr w:type="spellEnd"/>
+      <w:r>
+        <w:t xml:space="preserve">, произойдет запуск </w:t>
+      </w:r>
+      <w:proofErr w:type="spellStart"/>
+      <w:r>
+        <w:t>джоба</w:t>
+      </w:r>
+      <w:proofErr w:type="spellEnd"/>
     </w:p>
     <w:p/>
     <w:p>
@@ -2256,13 +2937,203 @@
           <w:sz w:val="24"/>
           <w:szCs w:val="24"/>
         </w:rPr>
-        <w:t>Автоматизация запуска Build из GitHub - Jenkins trigger from GitHub, Jenkins webhook</w:t>
-      </w:r>
+        <w:t xml:space="preserve">Автоматизация запуска </w:t>
+      </w:r>
+      <w:proofErr w:type="spellStart"/>
+      <w:r>
+        <w:rPr>
+          <w:rFonts w:ascii="Segoe UI" w:hAnsi="Segoe UI" w:cs="Segoe UI"/>
+          <w:b/>
+          <w:color w:val="000000"/>
+          <w:sz w:val="24"/>
+          <w:szCs w:val="24"/>
+        </w:rPr>
+        <w:t>Build</w:t>
+      </w:r>
+      <w:proofErr w:type="spellEnd"/>
+      <w:r>
+        <w:rPr>
+          <w:rFonts w:ascii="Segoe UI" w:hAnsi="Segoe UI" w:cs="Segoe UI"/>
+          <w:b/>
+          <w:color w:val="000000"/>
+          <w:sz w:val="24"/>
+          <w:szCs w:val="24"/>
+        </w:rPr>
+        <w:t xml:space="preserve"> из </w:t>
+      </w:r>
+      <w:proofErr w:type="spellStart"/>
+      <w:r>
+        <w:rPr>
+          <w:rFonts w:ascii="Segoe UI" w:hAnsi="Segoe UI" w:cs="Segoe UI"/>
+          <w:b/>
+          <w:color w:val="000000"/>
+          <w:sz w:val="24"/>
+          <w:szCs w:val="24"/>
+        </w:rPr>
+        <w:t>GitHub</w:t>
+      </w:r>
+      <w:proofErr w:type="spellEnd"/>
+      <w:r>
+        <w:rPr>
+          <w:rFonts w:ascii="Segoe UI" w:hAnsi="Segoe UI" w:cs="Segoe UI"/>
+          <w:b/>
+          <w:color w:val="000000"/>
+          <w:sz w:val="24"/>
+          <w:szCs w:val="24"/>
+        </w:rPr>
+        <w:t xml:space="preserve"> - </w:t>
+      </w:r>
+      <w:proofErr w:type="spellStart"/>
+      <w:r>
+        <w:rPr>
+          <w:rFonts w:ascii="Segoe UI" w:hAnsi="Segoe UI" w:cs="Segoe UI"/>
+          <w:b/>
+          <w:color w:val="000000"/>
+          <w:sz w:val="24"/>
+          <w:szCs w:val="24"/>
+        </w:rPr>
+        <w:t>Jenkins</w:t>
+      </w:r>
+      <w:proofErr w:type="spellEnd"/>
+      <w:r>
+        <w:rPr>
+          <w:rFonts w:ascii="Segoe UI" w:hAnsi="Segoe UI" w:cs="Segoe UI"/>
+          <w:b/>
+          <w:color w:val="000000"/>
+          <w:sz w:val="24"/>
+          <w:szCs w:val="24"/>
+        </w:rPr>
+        <w:t xml:space="preserve"> </w:t>
+      </w:r>
+      <w:proofErr w:type="spellStart"/>
+      <w:r>
+        <w:rPr>
+          <w:rFonts w:ascii="Segoe UI" w:hAnsi="Segoe UI" w:cs="Segoe UI"/>
+          <w:b/>
+          <w:color w:val="000000"/>
+          <w:sz w:val="24"/>
+          <w:szCs w:val="24"/>
+        </w:rPr>
+        <w:t>trigger</w:t>
+      </w:r>
+      <w:proofErr w:type="spellEnd"/>
+      <w:r>
+        <w:rPr>
+          <w:rFonts w:ascii="Segoe UI" w:hAnsi="Segoe UI" w:cs="Segoe UI"/>
+          <w:b/>
+          <w:color w:val="000000"/>
+          <w:sz w:val="24"/>
+          <w:szCs w:val="24"/>
+        </w:rPr>
+        <w:t xml:space="preserve"> </w:t>
+      </w:r>
+      <w:proofErr w:type="spellStart"/>
+      <w:r>
+        <w:rPr>
+          <w:rFonts w:ascii="Segoe UI" w:hAnsi="Segoe UI" w:cs="Segoe UI"/>
+          <w:b/>
+          <w:color w:val="000000"/>
+          <w:sz w:val="24"/>
+          <w:szCs w:val="24"/>
+        </w:rPr>
+        <w:t>from</w:t>
+      </w:r>
+      <w:proofErr w:type="spellEnd"/>
+      <w:r>
+        <w:rPr>
+          <w:rFonts w:ascii="Segoe UI" w:hAnsi="Segoe UI" w:cs="Segoe UI"/>
+          <w:b/>
+          <w:color w:val="000000"/>
+          <w:sz w:val="24"/>
+          <w:szCs w:val="24"/>
+        </w:rPr>
+        <w:t xml:space="preserve"> </w:t>
+      </w:r>
+      <w:proofErr w:type="spellStart"/>
+      <w:r>
+        <w:rPr>
+          <w:rFonts w:ascii="Segoe UI" w:hAnsi="Segoe UI" w:cs="Segoe UI"/>
+          <w:b/>
+          <w:color w:val="000000"/>
+          <w:sz w:val="24"/>
+          <w:szCs w:val="24"/>
+        </w:rPr>
+        <w:t>GitHub</w:t>
+      </w:r>
+      <w:proofErr w:type="spellEnd"/>
+      <w:r>
+        <w:rPr>
+          <w:rFonts w:ascii="Segoe UI" w:hAnsi="Segoe UI" w:cs="Segoe UI"/>
+          <w:b/>
+          <w:color w:val="000000"/>
+          <w:sz w:val="24"/>
+          <w:szCs w:val="24"/>
+        </w:rPr>
+        <w:t xml:space="preserve">, </w:t>
+      </w:r>
+      <w:proofErr w:type="spellStart"/>
+      <w:r>
+        <w:rPr>
+          <w:rFonts w:ascii="Segoe UI" w:hAnsi="Segoe UI" w:cs="Segoe UI"/>
+          <w:b/>
+          <w:color w:val="000000"/>
+          <w:sz w:val="24"/>
+          <w:szCs w:val="24"/>
+        </w:rPr>
+        <w:t>Jenkins</w:t>
+      </w:r>
+      <w:proofErr w:type="spellEnd"/>
+      <w:r>
+        <w:rPr>
+          <w:rFonts w:ascii="Segoe UI" w:hAnsi="Segoe UI" w:cs="Segoe UI"/>
+          <w:b/>
+          <w:color w:val="000000"/>
+          <w:sz w:val="24"/>
+          <w:szCs w:val="24"/>
+        </w:rPr>
+        <w:t xml:space="preserve"> </w:t>
+      </w:r>
+      <w:proofErr w:type="spellStart"/>
+      <w:r>
+        <w:rPr>
+          <w:rFonts w:ascii="Segoe UI" w:hAnsi="Segoe UI" w:cs="Segoe UI"/>
+          <w:b/>
+          <w:color w:val="000000"/>
+          <w:sz w:val="24"/>
+          <w:szCs w:val="24"/>
+        </w:rPr>
+        <w:t>webhook</w:t>
+      </w:r>
+      <w:proofErr w:type="spellEnd"/>
     </w:p>
     <w:p/>
     <w:p>
       <w:r>
-        <w:t>Запуск джоба сразу при изменении в репозитори ГитХаба без таймеров</w:t>
+        <w:t xml:space="preserve">Запуск </w:t>
+      </w:r>
+      <w:proofErr w:type="spellStart"/>
+      <w:r>
+        <w:t>джоба</w:t>
+      </w:r>
+      <w:proofErr w:type="spellEnd"/>
+      <w:r>
+        <w:t xml:space="preserve"> сразу при изменении в </w:t>
+      </w:r>
+      <w:proofErr w:type="spellStart"/>
+      <w:r>
+        <w:t>репозитори</w:t>
+      </w:r>
+      <w:proofErr w:type="spellEnd"/>
+      <w:r>
+        <w:t xml:space="preserve"> </w:t>
+      </w:r>
+      <w:proofErr w:type="spellStart"/>
+      <w:r>
+        <w:t>ГитХаба</w:t>
+      </w:r>
+      <w:proofErr w:type="spellEnd"/>
+      <w:r>
+        <w:t xml:space="preserve"> без таймеров</w:t>
       </w:r>
     </w:p>
     <w:p>
@@ -2278,8 +3149,21 @@
     </w:p>
     <w:p>
       <w:r>
-        <w:t>В настройках джоба поставить ссылку на ГитХаб</w:t>
-      </w:r>
+        <w:t xml:space="preserve">В настройках </w:t>
+      </w:r>
+      <w:proofErr w:type="spellStart"/>
+      <w:r>
+        <w:t>джоба</w:t>
+      </w:r>
+      <w:proofErr w:type="spellEnd"/>
+      <w:r>
+        <w:t xml:space="preserve"> поставить ссылку на </w:t>
+      </w:r>
+      <w:proofErr w:type="spellStart"/>
+      <w:r>
+        <w:t>ГитХаб</w:t>
+      </w:r>
+      <w:proofErr w:type="spellEnd"/>
     </w:p>
     <w:p>
       <w:r>
@@ -2346,6 +3230,7 @@
           <w:shd w:val="clear" w:color="auto" w:fill="F9F9F9"/>
         </w:rPr>
       </w:pPr>
+      <w:proofErr w:type="spellStart"/>
       <w:r>
         <w:rPr>
           <w:rFonts w:ascii="Segoe UI" w:hAnsi="Segoe UI" w:cs="Segoe UI"/>
@@ -2354,8 +3239,119 @@
           <w:szCs w:val="21"/>
           <w:shd w:val="clear" w:color="auto" w:fill="F9F9F9"/>
         </w:rPr>
-        <w:t>GitHub hook trigger for GITScm polling</w:t>
-      </w:r>
+        <w:t>GitHub</w:t>
+      </w:r>
+      <w:proofErr w:type="spellEnd"/>
+      <w:r>
+        <w:rPr>
+          <w:rFonts w:ascii="Segoe UI" w:hAnsi="Segoe UI" w:cs="Segoe UI"/>
+          <w:color w:val="333333"/>
+          <w:sz w:val="21"/>
+          <w:szCs w:val="21"/>
+          <w:shd w:val="clear" w:color="auto" w:fill="F9F9F9"/>
+        </w:rPr>
+        <w:t xml:space="preserve"> </w:t>
+      </w:r>
+      <w:proofErr w:type="spellStart"/>
+      <w:r>
+        <w:rPr>
+          <w:rFonts w:ascii="Segoe UI" w:hAnsi="Segoe UI" w:cs="Segoe UI"/>
+          <w:color w:val="333333"/>
+          <w:sz w:val="21"/>
+          <w:szCs w:val="21"/>
+          <w:shd w:val="clear" w:color="auto" w:fill="F9F9F9"/>
+        </w:rPr>
+        <w:t>hook</w:t>
+      </w:r>
+      <w:proofErr w:type="spellEnd"/>
+      <w:r>
+        <w:rPr>
+          <w:rFonts w:ascii="Segoe UI" w:hAnsi="Segoe UI" w:cs="Segoe UI"/>
+          <w:color w:val="333333"/>
+          <w:sz w:val="21"/>
+          <w:szCs w:val="21"/>
+          <w:shd w:val="clear" w:color="auto" w:fill="F9F9F9"/>
+        </w:rPr>
+        <w:t xml:space="preserve"> </w:t>
+      </w:r>
+      <w:proofErr w:type="spellStart"/>
+      <w:r>
+        <w:rPr>
+          <w:rFonts w:ascii="Segoe UI" w:hAnsi="Segoe UI" w:cs="Segoe UI"/>
+          <w:color w:val="333333"/>
+          <w:sz w:val="21"/>
+          <w:szCs w:val="21"/>
+          <w:shd w:val="clear" w:color="auto" w:fill="F9F9F9"/>
+        </w:rPr>
+        <w:t>trigger</w:t>
+      </w:r>
+      <w:proofErr w:type="spellEnd"/>
+      <w:r>
+        <w:rPr>
+          <w:rFonts w:ascii="Segoe UI" w:hAnsi="Segoe UI" w:cs="Segoe UI"/>
+          <w:color w:val="333333"/>
+          <w:sz w:val="21"/>
+          <w:szCs w:val="21"/>
+          <w:shd w:val="clear" w:color="auto" w:fill="F9F9F9"/>
+        </w:rPr>
+        <w:t xml:space="preserve"> </w:t>
+      </w:r>
+      <w:proofErr w:type="spellStart"/>
+      <w:r>
+        <w:rPr>
+          <w:rFonts w:ascii="Segoe UI" w:hAnsi="Segoe UI" w:cs="Segoe UI"/>
+          <w:color w:val="333333"/>
+          <w:sz w:val="21"/>
+          <w:szCs w:val="21"/>
+          <w:shd w:val="clear" w:color="auto" w:fill="F9F9F9"/>
+        </w:rPr>
+        <w:t>for</w:t>
+      </w:r>
+      <w:proofErr w:type="spellEnd"/>
+      <w:r>
+        <w:rPr>
+          <w:rFonts w:ascii="Segoe UI" w:hAnsi="Segoe UI" w:cs="Segoe UI"/>
+          <w:color w:val="333333"/>
+          <w:sz w:val="21"/>
+          <w:szCs w:val="21"/>
+          <w:shd w:val="clear" w:color="auto" w:fill="F9F9F9"/>
+        </w:rPr>
+        <w:t xml:space="preserve"> </w:t>
+      </w:r>
+      <w:proofErr w:type="spellStart"/>
+      <w:r>
+        <w:rPr>
+          <w:rFonts w:ascii="Segoe UI" w:hAnsi="Segoe UI" w:cs="Segoe UI"/>
+          <w:color w:val="333333"/>
+          <w:sz w:val="21"/>
+          <w:szCs w:val="21"/>
+          <w:shd w:val="clear" w:color="auto" w:fill="F9F9F9"/>
+        </w:rPr>
+        <w:t>GITScm</w:t>
+      </w:r>
+      <w:proofErr w:type="spellEnd"/>
+      <w:r>
+        <w:rPr>
+          <w:rFonts w:ascii="Segoe UI" w:hAnsi="Segoe UI" w:cs="Segoe UI"/>
+          <w:color w:val="333333"/>
+          <w:sz w:val="21"/>
+          <w:szCs w:val="21"/>
+          <w:shd w:val="clear" w:color="auto" w:fill="F9F9F9"/>
+        </w:rPr>
+        <w:t xml:space="preserve"> </w:t>
+      </w:r>
+      <w:proofErr w:type="spellStart"/>
+      <w:r>
+        <w:rPr>
+          <w:rFonts w:ascii="Segoe UI" w:hAnsi="Segoe UI" w:cs="Segoe UI"/>
+          <w:color w:val="333333"/>
+          <w:sz w:val="21"/>
+          <w:szCs w:val="21"/>
+          <w:shd w:val="clear" w:color="auto" w:fill="F9F9F9"/>
+        </w:rPr>
+        <w:t>polling</w:t>
+      </w:r>
+      <w:proofErr w:type="spellEnd"/>
     </w:p>
     <w:p>
       <w:pPr>
@@ -2458,8 +3454,13 @@
     </w:p>
     <w:p>
       <w:r>
-        <w:t>Теперь при изменении в репозитории</w:t>
-      </w:r>
+        <w:t xml:space="preserve">Теперь при изменении в </w:t>
+      </w:r>
+      <w:proofErr w:type="spellStart"/>
+      <w:r>
+        <w:t>репозитории</w:t>
+      </w:r>
+      <w:proofErr w:type="spellEnd"/>
       <w:r>
         <w:t xml:space="preserve"> </w:t>
       </w:r>
@@ -2470,16 +3471,77 @@
         <w:t>GitHub</w:t>
       </w:r>
       <w:r>
-        <w:t xml:space="preserve"> будет произведен запуск джоба в </w:t>
-      </w:r>
+        <w:t xml:space="preserve"> будет произведен запуск </w:t>
+      </w:r>
+      <w:proofErr w:type="spellStart"/>
+      <w:r>
+        <w:t>джоба</w:t>
+      </w:r>
+      <w:proofErr w:type="spellEnd"/>
+      <w:r>
+        <w:t xml:space="preserve"> в </w:t>
+      </w:r>
+      <w:proofErr w:type="spellStart"/>
       <w:r>
         <w:rPr>
           <w:lang w:val="en-US"/>
         </w:rPr>
         <w:t>jenkins</w:t>
       </w:r>
-    </w:p>
-    <w:p/>
+      <w:proofErr w:type="spellEnd"/>
+    </w:p>
+    <w:p>
+      <w:bookmarkStart w:id="0" w:name="_GoBack"/>
+      <w:r>
+        <w:rPr>
+          <w:noProof/>
+          <w:lang w:eastAsia="ru-RU"/>
+        </w:rPr>
+        <w:lastRenderedPageBreak/>
+        <w:drawing>
+          <wp:inline distT="0" distB="0" distL="0" distR="0">
+            <wp:extent cx="4391423" cy="5023262"/>
+            <wp:effectExtent l="0" t="0" r="9525" b="6350"/>
+            <wp:docPr id="8" name="Рисунок 8"/>
+            <wp:cNvGraphicFramePr>
+              <a:graphicFrameLocks xmlns:a="http://schemas.openxmlformats.org/drawingml/2006/main" noChangeAspect="1"/>
+            </wp:cNvGraphicFramePr>
+            <a:graphic xmlns:a="http://schemas.openxmlformats.org/drawingml/2006/main">
+              <a:graphicData uri="http://schemas.openxmlformats.org/drawingml/2006/picture">
+                <pic:pic xmlns:pic="http://schemas.openxmlformats.org/drawingml/2006/picture">
+                  <pic:nvPicPr>
+                    <pic:cNvPr id="8" name="git.JPG"/>
+                    <pic:cNvPicPr/>
+                  </pic:nvPicPr>
+                  <pic:blipFill>
+                    <a:blip r:embed="rId12">
+                      <a:extLst>
+                        <a:ext uri="{28A0092B-C50C-407E-A947-70E740481C1C}">
+                          <a14:useLocalDpi xmlns:a14="http://schemas.microsoft.com/office/drawing/2010/main" val="0"/>
+                        </a:ext>
+                      </a:extLst>
+                    </a:blip>
+                    <a:stretch>
+                      <a:fillRect/>
+                    </a:stretch>
+                  </pic:blipFill>
+                  <pic:spPr>
+                    <a:xfrm>
+                      <a:off x="0" y="0"/>
+                      <a:ext cx="4396980" cy="5029618"/>
+                    </a:xfrm>
+                    <a:prstGeom prst="rect">
+                      <a:avLst/>
+                    </a:prstGeom>
+                  </pic:spPr>
+                </pic:pic>
+              </a:graphicData>
+            </a:graphic>
+          </wp:inline>
+        </w:drawing>
+      </w:r>
+      <w:bookmarkEnd w:id="0"/>
+    </w:p>
     <w:p>
       <w:pPr>
         <w:tabs>
@@ -2495,13 +3557,23 @@
           <w:color w:val="000000"/>
         </w:rPr>
       </w:pPr>
-      <w:r>
-        <w:rPr>
-          <w:rFonts w:ascii="Segoe UI" w:hAnsi="Segoe UI" w:cs="Segoe UI"/>
-          <w:b/>
-          <w:color w:val="000000"/>
-        </w:rPr>
-        <w:t>Build с Параметрами</w:t>
+      <w:proofErr w:type="spellStart"/>
+      <w:r>
+        <w:rPr>
+          <w:rFonts w:ascii="Segoe UI" w:hAnsi="Segoe UI" w:cs="Segoe UI"/>
+          <w:b/>
+          <w:color w:val="000000"/>
+        </w:rPr>
+        <w:t>Build</w:t>
+      </w:r>
+      <w:proofErr w:type="spellEnd"/>
+      <w:r>
+        <w:rPr>
+          <w:rFonts w:ascii="Segoe UI" w:hAnsi="Segoe UI" w:cs="Segoe UI"/>
+          <w:b/>
+          <w:color w:val="000000"/>
+        </w:rPr>
+        <w:t xml:space="preserve"> с Параметрами</w:t>
       </w:r>
     </w:p>
     <w:p/>
@@ -2518,12 +3590,14 @@
       <w:r>
         <w:t xml:space="preserve"> </w:t>
       </w:r>
+      <w:proofErr w:type="spellStart"/>
       <w:r>
         <w:rPr>
           <w:lang w:val="en-US"/>
         </w:rPr>
         <w:t>parametrs</w:t>
       </w:r>
+      <w:proofErr w:type="spellEnd"/>
     </w:p>
     <w:p>
       <w:r>
@@ -2547,7 +3621,7 @@
                     <pic:cNvPicPr/>
                   </pic:nvPicPr>
                   <pic:blipFill>
-                    <a:blip r:embed="rId12" cstate="print">
+                    <a:blip r:embed="rId13" cstate="print">
                       <a:extLst>
                         <a:ext uri="{28A0092B-C50C-407E-A947-70E740481C1C}">
                           <a14:useLocalDpi xmlns:a14="http://schemas.microsoft.com/office/drawing/2010/main" val="0"/>
@@ -2577,6 +3651,7 @@
     <w:p/>
     <w:p/>
     <w:p>
+      <w:proofErr w:type="gramStart"/>
       <w:r>
         <w:lastRenderedPageBreak/>
         <w:t>В</w:t>
@@ -2585,7 +3660,11 @@
         <w:t xml:space="preserve"> </w:t>
       </w:r>
       <w:r>
-        <w:t xml:space="preserve"> команде </w:t>
+        <w:t xml:space="preserve"> команде</w:t>
+      </w:r>
+      <w:proofErr w:type="gramEnd"/>
+      <w:r>
+        <w:t xml:space="preserve"> </w:t>
       </w:r>
       <w:r>
         <w:rPr>
@@ -2631,7 +3710,7 @@
                     <pic:cNvPicPr/>
                   </pic:nvPicPr>
                   <pic:blipFill>
-                    <a:blip r:embed="rId13" cstate="print">
+                    <a:blip r:embed="rId14" cstate="print">
                       <a:extLst>
                         <a:ext uri="{28A0092B-C50C-407E-A947-70E740481C1C}">
                           <a14:useLocalDpi xmlns:a14="http://schemas.microsoft.com/office/drawing/2010/main" val="0"/>
@@ -2829,17 +3908,22 @@
           <w:szCs w:val="18"/>
           <w:lang w:val="en-US"/>
         </w:rPr>
-        <w:t>job = Jenkins.instance.getItemByFullName("</w:t>
-      </w:r>
+        <w:t xml:space="preserve">job = </w:t>
+      </w:r>
+      <w:proofErr w:type="spellStart"/>
+      <w:proofErr w:type="gramStart"/>
       <w:r>
         <w:rPr>
           <w:rFonts w:ascii="Segoe UI" w:hAnsi="Segoe UI" w:cs="Segoe UI"/>
           <w:color w:val="000000"/>
           <w:sz w:val="18"/>
           <w:szCs w:val="18"/>
-        </w:rPr>
-        <w:t>имя</w:t>
-      </w:r>
+          <w:lang w:val="en-US"/>
+        </w:rPr>
+        <w:t>Jenkins.instance.getItemByFullName</w:t>
+      </w:r>
+      <w:proofErr w:type="spellEnd"/>
+      <w:proofErr w:type="gramEnd"/>
       <w:r>
         <w:rPr>
           <w:rFonts w:ascii="Segoe UI" w:hAnsi="Segoe UI" w:cs="Segoe UI"/>
@@ -2848,7 +3932,7 @@
           <w:szCs w:val="18"/>
           <w:lang w:val="en-US"/>
         </w:rPr>
-        <w:t xml:space="preserve"> </w:t>
+        <w:t>("</w:t>
       </w:r>
       <w:r>
         <w:rPr>
@@ -2857,8 +3941,29 @@
           <w:sz w:val="18"/>
           <w:szCs w:val="18"/>
         </w:rPr>
+        <w:t>имя</w:t>
+      </w:r>
+      <w:r>
+        <w:rPr>
+          <w:rFonts w:ascii="Segoe UI" w:hAnsi="Segoe UI" w:cs="Segoe UI"/>
+          <w:color w:val="000000"/>
+          <w:sz w:val="18"/>
+          <w:szCs w:val="18"/>
+          <w:lang w:val="en-US"/>
+        </w:rPr>
+        <w:t xml:space="preserve"> </w:t>
+      </w:r>
+      <w:proofErr w:type="spellStart"/>
+      <w:r>
+        <w:rPr>
+          <w:rFonts w:ascii="Segoe UI" w:hAnsi="Segoe UI" w:cs="Segoe UI"/>
+          <w:color w:val="000000"/>
+          <w:sz w:val="18"/>
+          <w:szCs w:val="18"/>
+        </w:rPr>
         <w:t>джоба</w:t>
       </w:r>
+      <w:proofErr w:type="spellEnd"/>
       <w:r>
         <w:rPr>
           <w:rFonts w:ascii="Segoe UI" w:hAnsi="Segoe UI" w:cs="Segoe UI"/>
@@ -2887,6 +3992,8 @@
           <w:lang w:val="en-US"/>
         </w:rPr>
       </w:pPr>
+      <w:proofErr w:type="spellStart"/>
+      <w:proofErr w:type="gramStart"/>
       <w:r>
         <w:rPr>
           <w:rFonts w:ascii="Segoe UI" w:hAnsi="Segoe UI" w:cs="Segoe UI"/>
@@ -2895,7 +4002,29 @@
           <w:szCs w:val="18"/>
           <w:lang w:val="en-US"/>
         </w:rPr>
-        <w:t>job.builds.each() { build -&gt;</w:t>
+        <w:t>job.builds</w:t>
+      </w:r>
+      <w:proofErr w:type="gramEnd"/>
+      <w:r>
+        <w:rPr>
+          <w:rFonts w:ascii="Segoe UI" w:hAnsi="Segoe UI" w:cs="Segoe UI"/>
+          <w:color w:val="000000"/>
+          <w:sz w:val="18"/>
+          <w:szCs w:val="18"/>
+          <w:lang w:val="en-US"/>
+        </w:rPr>
+        <w:t>.each</w:t>
+      </w:r>
+      <w:proofErr w:type="spellEnd"/>
+      <w:r>
+        <w:rPr>
+          <w:rFonts w:ascii="Segoe UI" w:hAnsi="Segoe UI" w:cs="Segoe UI"/>
+          <w:color w:val="000000"/>
+          <w:sz w:val="18"/>
+          <w:szCs w:val="18"/>
+          <w:lang w:val="en-US"/>
+        </w:rPr>
+        <w:t>() { build -&gt;</w:t>
       </w:r>
     </w:p>
     <w:p>
@@ -2923,7 +4052,31 @@
           <w:szCs w:val="18"/>
           <w:lang w:val="en-US"/>
         </w:rPr>
-        <w:t xml:space="preserve">    build.delete()</w:t>
+        <w:t xml:space="preserve">    </w:t>
+      </w:r>
+      <w:proofErr w:type="spellStart"/>
+      <w:proofErr w:type="gramStart"/>
+      <w:r>
+        <w:rPr>
+          <w:rFonts w:ascii="Segoe UI" w:hAnsi="Segoe UI" w:cs="Segoe UI"/>
+          <w:color w:val="000000"/>
+          <w:sz w:val="18"/>
+          <w:szCs w:val="18"/>
+          <w:lang w:val="en-US"/>
+        </w:rPr>
+        <w:t>build.delete</w:t>
+      </w:r>
+      <w:proofErr w:type="spellEnd"/>
+      <w:proofErr w:type="gramEnd"/>
+      <w:r>
+        <w:rPr>
+          <w:rFonts w:ascii="Segoe UI" w:hAnsi="Segoe UI" w:cs="Segoe UI"/>
+          <w:color w:val="000000"/>
+          <w:sz w:val="18"/>
+          <w:szCs w:val="18"/>
+          <w:lang w:val="en-US"/>
+        </w:rPr>
+        <w:t>()</w:t>
       </w:r>
     </w:p>
     <w:p>
@@ -2971,6 +4124,8 @@
           <w:lang w:val="en-US"/>
         </w:rPr>
       </w:pPr>
+      <w:proofErr w:type="spellStart"/>
+      <w:proofErr w:type="gramStart"/>
       <w:r>
         <w:rPr>
           <w:rFonts w:ascii="Segoe UI" w:hAnsi="Segoe UI" w:cs="Segoe UI"/>
@@ -2979,16 +4134,28 @@
           <w:szCs w:val="18"/>
           <w:lang w:val="en-US"/>
         </w:rPr>
-        <w:t>job.updateNextBuildNumber(1)</w:t>
-      </w:r>
-    </w:p>
-    <w:p>
-      <w:pPr>
-        <w:rPr>
-          <w:lang w:val="en-US"/>
-        </w:rPr>
-      </w:pPr>
-      <w:hyperlink r:id="rId14" w:history="1">
+        <w:t>job.updateNextBuildNumber</w:t>
+      </w:r>
+      <w:proofErr w:type="spellEnd"/>
+      <w:proofErr w:type="gramEnd"/>
+      <w:r>
+        <w:rPr>
+          <w:rFonts w:ascii="Segoe UI" w:hAnsi="Segoe UI" w:cs="Segoe UI"/>
+          <w:color w:val="000000"/>
+          <w:sz w:val="18"/>
+          <w:szCs w:val="18"/>
+          <w:lang w:val="en-US"/>
+        </w:rPr>
+        <w:t>(1)</w:t>
+      </w:r>
+    </w:p>
+    <w:p>
+      <w:pPr>
+        <w:rPr>
+          <w:lang w:val="en-US"/>
+        </w:rPr>
+      </w:pPr>
+      <w:hyperlink r:id="rId15" w:history="1">
         <w:r>
           <w:rPr>
             <w:rStyle w:val="a3"/>
@@ -3016,7 +4183,7 @@
 </file>
 
 <file path=word/styles.xml><?xml version="1.0" encoding="utf-8"?>
-<w:styles xmlns:mc="http://schemas.openxmlformats.org/markup-compatibility/2006" xmlns:r="http://schemas.openxmlformats.org/officeDocument/2006/relationships" xmlns:w="http://schemas.openxmlformats.org/wordprocessingml/2006/main" xmlns:w14="http://schemas.microsoft.com/office/word/2010/wordml" xmlns:w15="http://schemas.microsoft.com/office/word/2012/wordml" mc:Ignorable="w14 w15">
+<w:styles xmlns:mc="http://schemas.openxmlformats.org/markup-compatibility/2006" xmlns:r="http://schemas.openxmlformats.org/officeDocument/2006/relationships" xmlns:w="http://schemas.openxmlformats.org/wordprocessingml/2006/main" xmlns:w14="http://schemas.microsoft.com/office/word/2010/wordml" xmlns:w15="http://schemas.microsoft.com/office/word/2012/wordml" xmlns:w16se="http://schemas.microsoft.com/office/word/2015/wordml/symex" mc:Ignorable="w14 w15 w16se">
   <w:docDefaults>
     <w:rPrDefault>
       <w:rPr>

--- a/Jenkins/Jenkins.docx
+++ b/Jenkins/Jenkins.docx
@@ -318,6 +318,15 @@
           <w:lang w:val="en-US"/>
         </w:rPr>
       </w:pPr>
+    </w:p>
+    <w:p>
+      <w:pPr>
+        <w:rPr>
+          <w:lang w:val="en-US"/>
+        </w:rPr>
+      </w:pPr>
+      <w:bookmarkStart w:id="0" w:name="_GoBack"/>
+      <w:bookmarkEnd w:id="0"/>
     </w:p>
     <w:p>
       <w:pPr>
@@ -700,13 +709,6 @@
         </w:rPr>
         <w:t>SLAVE</w:t>
       </w:r>
-    </w:p>
-    <w:p>
-      <w:pPr>
-        <w:rPr>
-          <w:b/>
-        </w:rPr>
-      </w:pPr>
     </w:p>
     <w:p>
       <w:r>
@@ -1327,6 +1329,11 @@
       </w:r>
     </w:p>
     <w:p>
+      <w:pPr>
+        <w:rPr>
+          <w:lang w:val="en-US"/>
+        </w:rPr>
+      </w:pPr>
       <w:r>
         <w:rPr>
           <w:lang w:val="en-US"/>
@@ -1334,6 +1341,9 @@
         <w:t>java</w:t>
       </w:r>
       <w:r>
+        <w:rPr>
+          <w:lang w:val="en-US"/>
+        </w:rPr>
         <w:t xml:space="preserve"> -</w:t>
       </w:r>
       <w:r>
@@ -1343,17 +1353,21 @@
         <w:t>jar</w:t>
       </w:r>
       <w:r>
-        <w:t xml:space="preserve"> </w:t>
-      </w:r>
-      <w:proofErr w:type="spellStart"/>
+        <w:rPr>
+          <w:lang w:val="en-US"/>
+        </w:rPr>
+        <w:t xml:space="preserve"> </w:t>
+      </w:r>
       <w:r>
         <w:rPr>
           <w:lang w:val="en-US"/>
         </w:rPr>
         <w:t>jenkins</w:t>
       </w:r>
-      <w:proofErr w:type="spellEnd"/>
-      <w:r>
+      <w:r>
+        <w:rPr>
+          <w:lang w:val="en-US"/>
+        </w:rPr>
         <w:t>-</w:t>
       </w:r>
       <w:r>
@@ -1363,6 +1377,9 @@
         <w:t>cli</w:t>
       </w:r>
       <w:r>
+        <w:rPr>
+          <w:lang w:val="en-US"/>
+        </w:rPr>
         <w:t>.</w:t>
       </w:r>
       <w:r>
@@ -1372,6 +1389,9 @@
         <w:t>jar</w:t>
       </w:r>
       <w:r>
+        <w:rPr>
+          <w:lang w:val="en-US"/>
+        </w:rPr>
         <w:t xml:space="preserve"> –</w:t>
       </w:r>
       <w:proofErr w:type="spellStart"/>
@@ -1383,22 +1403,29 @@
       </w:r>
       <w:proofErr w:type="spellEnd"/>
       <w:r>
-        <w:t xml:space="preserve"> </w:t>
-      </w:r>
-      <w:proofErr w:type="spellStart"/>
+        <w:rPr>
+          <w:lang w:val="en-US"/>
+        </w:rPr>
+        <w:t xml:space="preserve"> </w:t>
+      </w:r>
       <w:proofErr w:type="gramStart"/>
       <w:r>
         <w:t>пользователь</w:t>
       </w:r>
       <w:r>
+        <w:rPr>
+          <w:lang w:val="en-US"/>
+        </w:rPr>
         <w:t>:</w:t>
       </w:r>
       <w:r>
         <w:t>пароль</w:t>
       </w:r>
-      <w:proofErr w:type="spellEnd"/>
       <w:proofErr w:type="gramEnd"/>
       <w:r>
+        <w:rPr>
+          <w:lang w:val="en-US"/>
+        </w:rPr>
         <w:t xml:space="preserve"> -</w:t>
       </w:r>
       <w:r>
@@ -1408,6 +1435,9 @@
         <w:t>s</w:t>
       </w:r>
       <w:r>
+        <w:rPr>
+          <w:lang w:val="en-US"/>
+        </w:rPr>
         <w:t xml:space="preserve"> </w:t>
       </w:r>
       <w:r>
@@ -1417,6 +1447,9 @@
         <w:t>http</w:t>
       </w:r>
       <w:r>
+        <w:rPr>
+          <w:lang w:val="en-US"/>
+        </w:rPr>
         <w:t>://</w:t>
       </w:r>
       <w:r>
@@ -1426,6 +1459,9 @@
         <w:t>localhost</w:t>
       </w:r>
       <w:r>
+        <w:rPr>
+          <w:lang w:val="en-US"/>
+        </w:rPr>
         <w:t xml:space="preserve">:8080 </w:t>
       </w:r>
       <w:r>
@@ -1435,6 +1471,9 @@
         <w:t>who</w:t>
       </w:r>
       <w:r>
+        <w:rPr>
+          <w:lang w:val="en-US"/>
+        </w:rPr>
         <w:t>-</w:t>
       </w:r>
       <w:r>
@@ -1444,6 +1483,9 @@
         <w:t>am</w:t>
       </w:r>
       <w:r>
+        <w:rPr>
+          <w:lang w:val="en-US"/>
+        </w:rPr>
         <w:t>-</w:t>
       </w:r>
       <w:proofErr w:type="spellStart"/>
@@ -3491,7 +3533,6 @@
       <w:proofErr w:type="spellEnd"/>
     </w:p>
     <w:p>
-      <w:bookmarkStart w:id="0" w:name="_GoBack"/>
       <w:r>
         <w:rPr>
           <w:noProof/>
@@ -3540,7 +3581,6 @@
           </wp:inline>
         </w:drawing>
       </w:r>
-      <w:bookmarkEnd w:id="0"/>
     </w:p>
     <w:p>
       <w:pPr>
